--- a/일본판/5부/5부_1화_파벌없는_당.docx
+++ b/일본판/5부/5부_1화_파벌없는_당.docx
@@ -138,7 +138,7 @@
           <w:i w:val="0"/>
           <w:sz w:val="22"/>
         </w:rPr>
-        <w:t>後任には、どなたを。</w:t>
+        <w:t>後任にはどなたを。</w:t>
       </w:r>
     </w:p>
     <w:p>
@@ -222,7 +222,7 @@
           <w:i w:val="0"/>
           <w:sz w:val="22"/>
         </w:rPr>
-        <w:t>辞意の表明は、辞任ではありません。後任が決まるまで、総裁は総裁です。(六法を閉じて、遼を見る)党則九十条の但し書きを動かせるのは、その間の現職の総裁だけです。</w:t>
+        <w:t>辞意の表明は、辞任ではありません。後任が決まるまで、総裁は総裁です。(六法を閉じて遼を見る)党則九十条の但し書きを動かせるのは、その間の現職の総裁だけです。</w:t>
       </w:r>
     </w:p>
     <w:p>
@@ -291,7 +291,7 @@
           <w:i w:val="0"/>
           <w:sz w:val="22"/>
         </w:rPr>
-        <w:t>計算って、誰がです。</w:t>
+        <w:t>計算って誰がです。</w:t>
       </w:r>
     </w:p>
     <w:p>
@@ -314,7 +314,7 @@
           <w:i w:val="0"/>
           <w:sz w:val="22"/>
         </w:rPr>
-        <w:t>分かりません。(間)ただ、停止の期間が短縮される道は、いま、ひとつだけ開いています。</w:t>
+        <w:t>分かりません。(間)ただ停止の期間が短縮される道は、いま、ひとつだけ開いています。</w:t>
       </w:r>
     </w:p>
     <w:p>
@@ -431,7 +431,7 @@
           <w:i w:val="0"/>
           <w:sz w:val="22"/>
         </w:rPr>
-        <w:t>榊さんの分は、いまは。</w:t>
+        <w:t>榊さんの分はいまは。</w:t>
       </w:r>
     </w:p>
     <w:p>
@@ -454,7 +454,7 @@
           <w:i w:val="0"/>
           <w:sz w:val="22"/>
         </w:rPr>
-        <w:t>お気づかいなく。(顔を上げずに)日にちは、数えております。</w:t>
+        <w:t>お気づかいなく。(顔を上げずに)日にちは数えております。</w:t>
       </w:r>
     </w:p>
     <w:p>
@@ -538,7 +538,7 @@
           <w:i w:val="0"/>
           <w:sz w:val="22"/>
         </w:rPr>
-        <w:t>それも、まだ分かりません。(湯呑みを取る)でも、返事が要ることが、近いうちに、起こる気がします。</w:t>
+        <w:t>それもまだ分かりません。(湯呑みを取る)でも、返事が要ることが、近いうちに起こる気がします。</w:t>
       </w:r>
     </w:p>
     <w:p>
@@ -647,7 +647,7 @@
           <w:i w:val="0"/>
           <w:sz w:val="22"/>
         </w:rPr>
-        <w:t>今朝、党本部に四つの届出が出ました。綾瀬、蒼海、晴嵐、玄洋。名前は、そのままです。「政策集団」として、設立届が出ました。</w:t>
+        <w:t>今朝、党本部に四つの届出が出ました。綾瀬、蒼海、晴嵐、玄洋。名前はそのままです。「政策集団」として設立届が出ました。</w:t>
       </w:r>
     </w:p>
     <w:p>
@@ -670,7 +670,7 @@
           <w:i w:val="0"/>
           <w:sz w:val="22"/>
         </w:rPr>
-        <w:t>拝見します。(一枚目を読む)「政策集団は、政策の研究および立案を目的とする。会員は、党所属の国会議員とする」。四つの合計が、百七十二名。</w:t>
+        <w:t>拝見します。(一枚目を読む)「政策集団は、政策の研究および立案を目的とする。会員は、党所属の国会議員とする」。四つの合計が百七十二名。</w:t>
       </w:r>
     </w:p>
     <w:p>
@@ -716,7 +716,7 @@
           <w:i w:val="0"/>
           <w:sz w:val="22"/>
         </w:rPr>
-        <w:t>規程の三条で人事の推薦・配分を禁じ、四条で金銭の授受と会費の徴収を禁じています。(指でなぞる)ただ、五条。「所属議員が、総裁選挙その他の選挙において、共同して行動することを妨げない」。</w:t>
+        <w:t>規程の三条で人事の推薦・配分を禁じ、四条で金銭の授受と会費の徴収を禁じています。(指でなぞる)ただ五条。「所属議員が、総裁選挙その他の選挙において、共同して行動することを妨げない」。</w:t>
       </w:r>
     </w:p>
     <w:p>
@@ -762,7 +762,7 @@
           <w:i w:val="0"/>
           <w:sz w:val="22"/>
         </w:rPr>
-        <w:t>「共同して行動する」の中に、推薦人の取りまとめは、入ります。要するに、根回しの自由は、残ったのです。</w:t>
+        <w:t>「共同して行動する」の中に推薦人の取りまとめは、入ります。要するに根回しの自由は、残ったのです。</w:t>
       </w:r>
     </w:p>
     <w:p>
@@ -795,7 +795,7 @@
           <w:i w:val="0"/>
           <w:sz w:val="22"/>
         </w:rPr>
-        <w:t>看板を掛け替えただけです。事務所も、会合の曜日も、変わらない。弁当の店も、同じです。</w:t>
+        <w:t>看板を掛け替えただけです。事務所も会合の曜日も変わらない。弁当の店も同じです。</w:t>
       </w:r>
     </w:p>
     <w:p>
@@ -841,7 +841,7 @@
           <w:i w:val="0"/>
           <w:sz w:val="22"/>
         </w:rPr>
-        <w:t>旧会員四十一名のうち、二十二名が、綾瀬を中心に入会しました。大関さんは、綾瀬の「顧問」だそうです。</w:t>
+        <w:t>旧会員四十一名のうち、二十二名が、綾瀬を中心に入会しました。大関さんは綾瀬の「顧問」だそうです。</w:t>
       </w:r>
     </w:p>
     <w:p>
@@ -887,7 +887,7 @@
           <w:i w:val="0"/>
           <w:sz w:val="22"/>
         </w:rPr>
-        <w:t>私は、どこにも入りません。(間)入れてくれ、とも、言われませんでした。それが、一番、気になっています。</w:t>
+        <w:t>私はどこにも入りません。(間)入れてくれ、とも、言われませんでした。それが一番、気になっています。</w:t>
       </w:r>
     </w:p>
     <w:p>
@@ -933,7 +933,7 @@
           <w:i w:val="0"/>
           <w:sz w:val="22"/>
         </w:rPr>
-        <w:t>便利、ですか。</w:t>
+        <w:t>便利ですか。</w:t>
       </w:r>
     </w:p>
     <w:p>
@@ -1017,7 +1017,7 @@
           <w:i w:val="0"/>
           <w:sz w:val="22"/>
         </w:rPr>
-        <w:t>ありがとうございます。(一口飲んで、湯呑みを両手で持つ)真壁さん、私は、何も頼みに来たのではありません。ただ、気をつけてください。名前が残った会は、名前以外も、残ります。</w:t>
+        <w:t>ありがとうございます。(一口飲んで、湯呑みを両手で持つ)真壁さん、私は、何も頼みに来たのではありません。ただ気をつけてください。名前が残った会は、名前以外も残ります。</w:t>
       </w:r>
     </w:p>
     <w:p>
@@ -1070,7 +1070,7 @@
           <w:color w:val="555555"/>
           <w:sz w:val="22"/>
         </w:rPr>
-        <w:t>(2024年7月12日(金)午後三時。党本部七階。規律委員会室。五月と同じ長机、同じ窓。須藤が一人で座っている。遼は議員バッジをつけて入る。机の上に、白い封筒が一通。)</w:t>
+        <w:t>(2024年7月12日(金)午後三時。党本部七階。規律委員会室。五月と同じ長机、同じ窓。須藤が一人で座っている。遼は議員バッジをつけて入る。机の上に白い封筒が一通。)</w:t>
       </w:r>
     </w:p>
     <w:p>
@@ -1185,7 +1185,7 @@
           <w:i w:val="0"/>
           <w:sz w:val="22"/>
         </w:rPr>
-        <w:t>「総裁の」と書いてある。(書類の端を示す)起案者の欄は、空白だ。</w:t>
+        <w:t>「総裁の」と書いてある。(書類の端を示す)起案者の欄は空白だ。</w:t>
       </w:r>
     </w:p>
     <w:p>
@@ -1208,7 +1208,7 @@
           <w:i w:val="0"/>
           <w:sz w:val="22"/>
         </w:rPr>
-        <w:t>空白で、決裁が通るのですか。</w:t>
+        <w:t>空白で決裁が通るのですか。</w:t>
       </w:r>
     </w:p>
     <w:p>
@@ -1231,7 +1231,7 @@
           <w:i w:val="0"/>
           <w:sz w:val="22"/>
         </w:rPr>
-        <w:t>通った。通すと決めた者が、通した。(間)私は、議を採った。議を採ったが、誰が持ってきたのかは、委員の誰も、言わなかった。</w:t>
+        <w:t>通った。通すと決めた者が、通した。(間)私は、議を採った。議を採ったが、誰が持ってきたのかは、委員の誰も言わなかった。</w:t>
       </w:r>
     </w:p>
     <w:p>
@@ -1254,7 +1254,7 @@
           <w:i w:val="0"/>
           <w:sz w:val="22"/>
         </w:rPr>
-        <w:t>僕は申し立てていません。辞退は、できますか。</w:t>
+        <w:t>僕は申し立てていません。辞退はできますか。</w:t>
       </w:r>
     </w:p>
     <w:p>
@@ -1277,7 +1277,7 @@
           <w:i w:val="0"/>
           <w:sz w:val="22"/>
         </w:rPr>
-        <w:t>規定は、ない。申立てを受け付けないのと同じく、辞退も受け付けない。党則上の効力は、本人の意思にかかわらず、生じる。(封筒を遼のほうに滑らせる)君は、受け取ったのではない。受け取らされたのだ。</w:t>
+        <w:t>規定はない。申立てを受け付けないのと同じく、辞退も受け付けない。党則上の効力は、本人の意思にかかわらず、生じる。(封筒を遼のほうに滑らせる)君は、受け取ったのではない。受け取らされたのだ。</w:t>
       </w:r>
     </w:p>
     <w:p>
@@ -1323,7 +1323,7 @@
           <w:i w:val="0"/>
           <w:sz w:val="22"/>
         </w:rPr>
-        <w:t>覚えは、要らない。紙は、もう、君の手に渡った。</w:t>
+        <w:t>覚えは要らない。紙は、もう、君の手に渡った。</w:t>
       </w:r>
     </w:p>
     <w:p>
@@ -1361,7 +1361,7 @@
           <w:i w:val="0"/>
           <w:sz w:val="22"/>
         </w:rPr>
-        <w:t>五月に、私は、君に言った。動かすのは別の人間の計算だ、と。</w:t>
+        <w:t>五月に私は、君に言った。動かすのは別の人間の計算だ、と。</w:t>
       </w:r>
     </w:p>
     <w:p>
@@ -1407,7 +1407,7 @@
           <w:i w:val="0"/>
           <w:sz w:val="22"/>
         </w:rPr>
-        <w:t>計算は、いま、終わった。次は、取り立てだ。(間)党の用語ではない。年寄りの、癖だ。</w:t>
+        <w:t>計算はいま、終わった。次は、取り立てだ。(間)党の用語ではない。年寄りの癖だ。</w:t>
       </w:r>
     </w:p>
     <w:p>
@@ -1430,7 +1430,7 @@
           <w:i w:val="0"/>
           <w:sz w:val="22"/>
         </w:rPr>
-        <w:t>須藤さんは、誰の計算か、本当に、ご存じないのですか。</w:t>
+        <w:t>須藤さんは、誰の計算か本当にご存じないのですか。</w:t>
       </w:r>
     </w:p>
     <w:p>
@@ -1453,7 +1453,7 @@
           <w:i w:val="0"/>
           <w:sz w:val="22"/>
         </w:rPr>
-        <w:t>知らない。(窓の外の国会議事堂を見る)顔を立てられた者は、断りにくい。それも、計算のうちだろう。派閥があった頃は、起案者の欄に、必ず、誰かの名前があった。書くのが、責任だった。いまは、誰も、書かない。(遼を見る)書かない者が増えると、書いた者が、損をする。君は、書く側の人間だ。そのつもりで、いなさい。</w:t>
+        <w:t>知らない。(窓の外の国会議事堂を見る)顔を立てられた者は、断りにくい。それも計算のうちだろう。派閥があった頃は、起案者の欄に必ず、誰かの名前があった。書くのが責任だった。いまは誰も、書かない。(遼を見る)書かない者が増えると、書いた者が損をする。君は、書く側の人間だ。そのつもりでいなさい。</w:t>
       </w:r>
     </w:p>
     <w:p>
@@ -1468,7 +1468,7 @@
           <w:color w:val="555555"/>
           <w:sz w:val="22"/>
         </w:rPr>
-        <w:t>(遼は立ち上がり、封筒を内ポケットに入れる。ドアの手前で、バッジに触れる。今度は、少し、重い。)</w:t>
+        <w:t>(遼は立ち上がり、封筒を内ポケットに入れる。ドアの手前で、バッジに触れる。今度は少し、重い。)</w:t>
       </w:r>
     </w:p>
     <w:p>
@@ -1623,7 +1623,7 @@
           <w:i w:val="0"/>
           <w:sz w:val="22"/>
         </w:rPr>
-        <w:t>わしではない。わしなら、紙に残さん。(間)空白の癖がついた者は、新しい世代だ。前は、必ず、誰かの名前を書いた。書くのは責任だったが、書かれた名前は、恨む先にもなった。派閥が消えて、誰も書かなくなった。責任の置き場が、なくなったのだ。</w:t>
+        <w:t>わしではない。わしなら紙に残さん。(間)空白の癖がついた者は、新しい世代だ。前は、必ず、誰かの名前を書いた。書くのは責任だったが、書かれた名前は、恨む先にもなった。派閥が消えて、誰も書かなくなった。責任の置き場が、なくなったのだ。</w:t>
       </w:r>
     </w:p>
     <w:p>
@@ -1669,7 +1669,7 @@
           <w:i w:val="0"/>
           <w:sz w:val="22"/>
         </w:rPr>
-        <w:t>一番上の席に座った者が、最後に負う。(間)お前の親父は、よくそれを嫌がった。嫌がって、自分で負った。</w:t>
+        <w:t>一番上の席に座った者が、最後に負う。(間)お前の親父は、よくそれを嫌がった。嫌がって自分で負った。</w:t>
       </w:r>
     </w:p>
     <w:p>
@@ -1692,7 +1692,7 @@
           <w:i w:val="0"/>
           <w:sz w:val="22"/>
         </w:rPr>
-        <w:t>久我さん。先月、返事を急ぐな、とおっしゃいました。その意味を、教えてください。</w:t>
+        <w:t>久我さん。先月、返事を急ぐな、とおっしゃいました。その意味を教えてください。</w:t>
       </w:r>
     </w:p>
     <w:p>
@@ -1715,7 +1715,7 @@
           <w:i w:val="0"/>
           <w:sz w:val="22"/>
         </w:rPr>
-        <w:t>言おう。(瀬尾に目で合図し、瀬尾が下がる)一つ。急いで答えると、答えの形で、相手の言い値が決まる。二つ。急がずにいると、相手は待ちきれずに、条件を口にする。条件が出れば、誰の算盤か、見える。</w:t>
+        <w:t>言おう。(瀬尾に目で合図し、瀬尾が下がる)一つ。急いで答えると、答えの形で、相手の言い値が決まる。二つ。急がずにいると、相手は待ちきれずに、条件を口にする。条件が出れば、誰の算盤か見える。</w:t>
       </w:r>
     </w:p>
     <w:p>
@@ -1761,7 +1761,7 @@
           <w:i w:val="0"/>
           <w:sz w:val="22"/>
         </w:rPr>
-        <w:t>三つ目が、肝心だ。お前の親父は、返事が早かった。人の頼みを、その場で「お預かりします」と言える男だった。優しさだ。そこが、あの男の傷だった。</w:t>
+        <w:t>三つ目が肝心だ。お前の親父は、返事が早かった。人の頼みをその場で「お預かりします」と言える男だった。優しさだ。そこがあの男の傷だった。</w:t>
       </w:r>
     </w:p>
     <w:p>
@@ -1807,7 +1807,7 @@
           <w:i w:val="0"/>
           <w:sz w:val="22"/>
         </w:rPr>
-        <w:t>預かる、とは、受け取ることではない。受け取る、と答えることだ。答えた時に、帳面が一頁、増える。(間)誰が何を、いつ、置いたか。その話は、わしの口からは、また言わん。ただ、あの男も、置かれてから迷ったのではない。置かれる前に、答えていた。</w:t>
+        <w:t>預かる、とは、受け取ることではない。受け取る、と答えることだ。答えた時に帳面が一頁、増える。(間)誰が何をいつ、置いたか。その話はわしの口からは、また言わん。ただあの男も、置かれてから迷ったのではない。置かれる前に、答えていた。</w:t>
       </w:r>
     </w:p>
     <w:p>
@@ -1853,7 +1853,7 @@
           <w:i w:val="0"/>
           <w:sz w:val="22"/>
         </w:rPr>
-        <w:t>そうだ。(杖に手を置く)急がば回れ、と言うだろう。回る間に、相手の足跡が見える。</w:t>
+        <w:t>そうだ。(杖に手を置く)急がば回れ、と言うだろう。回る間に相手の足跡が見える。</w:t>
       </w:r>
     </w:p>
     <w:p>
@@ -1876,7 +1876,7 @@
           <w:i w:val="0"/>
           <w:sz w:val="22"/>
         </w:rPr>
-        <w:t>足跡が、見えたら。</w:t>
+        <w:t>足跡が見えたら。</w:t>
       </w:r>
     </w:p>
     <w:p>
@@ -1899,7 +1899,7 @@
           <w:i w:val="0"/>
           <w:sz w:val="22"/>
         </w:rPr>
-        <w:t>見えたら、そこで初めて、決めろ。(盆の缶を取り、鼻に寄せる)お前の「ほうじ」は、香りが良い。甘くはないな。</w:t>
+        <w:t>見えたらそこで初めて決めろ。(盆の缶を取り、鼻に寄せる)お前の「ほうじ」は、香りが良い。甘くはないな。</w:t>
       </w:r>
     </w:p>
     <w:p>
@@ -1922,7 +1922,7 @@
           <w:i w:val="0"/>
           <w:sz w:val="22"/>
         </w:rPr>
-        <w:t>甘い茶は、出せません。</w:t>
+        <w:t>甘い茶は出せません。</w:t>
       </w:r>
     </w:p>
     <w:p>
@@ -1945,7 +1945,7 @@
           <w:i w:val="0"/>
           <w:sz w:val="22"/>
         </w:rPr>
-        <w:t>それでいい。荘子に、こうある。「君子の交わりは淡きこと水の如く、小人の交わりは甘きこと醴の如し」。水のような付き合いは、長持ちして、味のない顔をしている。醴は、甘い。甘い代わりに、すぐに、腐る。(間)お前の前に、これから、甘いものが並ぶ。甘いものは、甘い、とだけ、覚えておけ。甘いのが悪いのではない。甘い、と分かって、舐めることだ。</w:t>
+        <w:t>それでいい。荘子にこうある。「君子の交わりは淡きこと水の如く、小人の交わりは甘きこと醴の如し」。水のような付き合いは、長持ちして、味のない顔をしている。醴は、甘い。甘い代わりにすぐに腐る。(間)お前の前にこれから甘いものが並ぶ。甘いものは甘い、とだけ覚えておけ。甘いのが悪いのではない。甘い、と分かって舐めることだ。</w:t>
       </w:r>
     </w:p>
     <w:p>
@@ -2059,7 +2059,7 @@
           <w:i w:val="0"/>
           <w:sz w:val="22"/>
         </w:rPr>
-        <w:t>綾瀬会の事務局長を十一年務めました。いまは、四つの政策集団の連絡会で、幹事をしております。(名刺を出す)党の用で、伺ったのではありません。皆さんの代わりの、手伝いです。</w:t>
+        <w:t>綾瀬会の事務局長を十一年務めました。いまは四つの政策集団の連絡会で、幹事をしております。(名刺を出す)党の用で伺ったのではありません。皆さんの代わりの、手伝いです。</w:t>
       </w:r>
     </w:p>
     <w:p>
@@ -2105,7 +2105,7 @@
           <w:i w:val="0"/>
           <w:sz w:val="22"/>
         </w:rPr>
-        <w:t>申し上げられません。と言うと怪しく聞こえますね。(鞄から三つの封筒を出し、机に並べる)一つずつ、ご説明します。</w:t>
+        <w:t>申し上げられません。と言うと怪しく聞こえますね。(鞄から三つの封筒を出し、机に並べる)一つずつご説明します。</w:t>
       </w:r>
     </w:p>
     <w:p>
@@ -2197,7 +2197,7 @@
           <w:i w:val="0"/>
           <w:sz w:val="22"/>
         </w:rPr>
-        <w:t>陣中見舞いです。有志十二名の後援会が、個人として、一口五百万円ずつ。合計六千万円。いずれも、各後援会の収支報告書に載ります。集団からの資金ではありませんので、規程の四条には、触れません。</w:t>
+        <w:t>陣中見舞いです。有志十二名の後援会が、個人として一口五百万円ずつ。合計六千万円。いずれも、各後援会の収支報告書に載ります。集団からの資金ではありませんので、規程の四条には、触れません。</w:t>
       </w:r>
     </w:p>
     <w:p>
@@ -2243,7 +2243,7 @@
           <w:i w:val="0"/>
           <w:sz w:val="22"/>
         </w:rPr>
-        <w:t>はい。お詳しい。(会釈する)三つ目は、役職です。総裁選のあとに、党改革実行本部が置かれます。その事務局長は、無派閥の方が望ましい、と、複数の者が考えております。</w:t>
+        <w:t>はい。お詳しい。(会釈する)三つ目は役職です。総裁選のあとに、党改革実行本部が置かれます。その事務局長は、無派閥の方が望ましい、と、複数の者が考えております。</w:t>
       </w:r>
     </w:p>
     <w:p>
@@ -2289,7 +2289,7 @@
           <w:i w:val="0"/>
           <w:sz w:val="22"/>
         </w:rPr>
-        <w:t>ございません。(間)お名前をお借りしたい、とも、申しておりません。お出しになるかどうかも、お聞きしません。ただ、準備だけは、お出しになる時のために、しておきたい、と。</w:t>
+        <w:t>ございません。(間)お名前をお借りしたい、とも、申しておりません。お出しになるかどうかも、お聞きしません。ただ準備だけは、お出しになる時のために、しておきたい、と。</w:t>
       </w:r>
     </w:p>
     <w:p>
@@ -2304,7 +2304,7 @@
           <w:color w:val="555555"/>
           <w:sz w:val="22"/>
         </w:rPr>
-        <w:t>(榊の手が、膝の上で一度、握られる。)</w:t>
+        <w:t>(榊の手が膝の上で一度、握られる。)</w:t>
       </w:r>
     </w:p>
     <w:p>
@@ -2350,7 +2350,7 @@
           <w:i w:val="0"/>
           <w:sz w:val="22"/>
         </w:rPr>
-        <w:t>寄託、でしたか。</w:t>
+        <w:t>寄託でしたか。</w:t>
       </w:r>
     </w:p>
     <w:p>
@@ -2373,7 +2373,7 @@
           <w:i w:val="0"/>
           <w:sz w:val="22"/>
         </w:rPr>
-        <w:t>「寄託は、当事者の一方がある物を保管することを相手方に委託し、相手方がこれを承諾することによって、その効力を生ずる」。名簿も、封筒も、役職も、僕が「お預かりします」と答えた時に、成立します。答えません。</w:t>
+        <w:t>「寄託は、当事者の一方がある物を保管することを相手方に委託し、相手方がこれを承諾することによって、その効力を生ずる」。名簿も封筒も役職も僕が「お預かりします」と答えた時に、成立します。答えません。</w:t>
       </w:r>
     </w:p>
     <w:p>
@@ -2396,7 +2396,7 @@
           <w:i w:val="0"/>
           <w:sz w:val="22"/>
         </w:rPr>
-        <w:t>では、置いていきます。(封筒に手を置いたまま)お預けするのではありません。置くだけです。</w:t>
+        <w:t>では置いていきます。(封筒に手を置いたまま)お預けするのではありません。置くだけです。</w:t>
       </w:r>
     </w:p>
     <w:p>
@@ -2419,7 +2419,7 @@
           <w:i w:val="0"/>
           <w:sz w:val="22"/>
         </w:rPr>
-        <w:t>置くことは、できます。ですが、置いた人の記録は、つけます。(手帳を開く)日時、お名前、品目。署名を、お願いします。</w:t>
+        <w:t>置くことはできます。ですが置いた人の記録は、つけます。(手帳を開く)日時、お名前、品目。署名をお願いします。</w:t>
       </w:r>
     </w:p>
     <w:p>
@@ -2442,7 +2442,7 @@
           <w:i w:val="0"/>
           <w:sz w:val="22"/>
         </w:rPr>
-        <w:t>記録、ですか。(ペンを取る)……お父上は、受け取ってくださる方だったと、先輩から聞いております。置いていく、と申し上げれば、いつも。</w:t>
+        <w:t>記録ですか。(ペンを取る)……お父上は、受け取ってくださる方だったと、先輩から聞いております。置いていく、と申し上げれば、いつも。</w:t>
       </w:r>
     </w:p>
     <w:p>
@@ -2526,7 +2526,7 @@
           <w:i w:val="0"/>
           <w:sz w:val="22"/>
         </w:rPr>
-        <w:t>ご連絡は、お待ちしません。(ドアの前で一度だけ振り返る)ただ、告示の日は、八月二十三日です。</w:t>
+        <w:t>ご連絡はお待ちしません。(ドアの前で一度だけ振り返る)ただ告示の日は八月二十三日です。</w:t>
       </w:r>
     </w:p>
     <w:p>
@@ -2587,7 +2587,7 @@
           <w:i w:val="0"/>
           <w:sz w:val="22"/>
         </w:rPr>
-        <w:t>三浦さん。書留で、本日中に、そのまま、お返しください。開封しないで。内容証明を付けて。</w:t>
+        <w:t>三浦さん。書留で本日中にそのままお返しください。開封しないで。内容証明を付けて。</w:t>
       </w:r>
     </w:p>
     <w:p>
@@ -2702,7 +2702,7 @@
           <w:i w:val="0"/>
           <w:sz w:val="22"/>
         </w:rPr>
-        <w:t>……鷲尾様は、来る時は、来ないふりをなさいます。(静かに)去年の二月も、そうでございました。</w:t>
+        <w:t>……鷲尾様は、来る時は来ないふりをなさいます。(静かに)去年の二月も、そうでございました。</w:t>
       </w:r>
     </w:p>
     <w:p>
@@ -2755,7 +2755,7 @@
           <w:i w:val="0"/>
           <w:sz w:val="22"/>
         </w:rPr>
-        <w:t>今夜は、鯖の味噌煮だべ。足の早い魚だがら、箸は早めにな。</w:t>
+        <w:t>今夜は鯖の味噌煮だべ。足の早い魚だがら、箸は早めにな。</w:t>
       </w:r>
     </w:p>
     <w:p>
@@ -2826,7 +2826,7 @@
           <w:i w:val="0"/>
           <w:sz w:val="22"/>
         </w:rPr>
-        <w:t>来年の一月、が。(箸を止める)半年も、総理は、辞める人のままが。</w:t>
+        <w:t>来年の一月が。(箸を止める)半年も総理は辞める人のままが。</w:t>
       </w:r>
     </w:p>
     <w:p>
@@ -2872,7 +2872,7 @@
           <w:i w:val="0"/>
           <w:sz w:val="22"/>
         </w:rPr>
-        <w:t>準備、が。(遼を見る)おめえの所にも、来だべ。</w:t>
+        <w:t>準備が。(遼を見る)おめえの所にも、来だべ。</w:t>
       </w:r>
     </w:p>
     <w:p>
@@ -2895,7 +2895,7 @@
           <w:i w:val="0"/>
           <w:sz w:val="22"/>
         </w:rPr>
-        <w:t>はい。三つ、置いていかれました。名簿と、資金と、役職です。三つとも、開けずに、書留で返しました。</w:t>
+        <w:t>はい。三つ、置いていかれました。名簿と、資金と、役職です。三つとも開けずに書留で返しました。</w:t>
       </w:r>
     </w:p>
     <w:p>
@@ -2964,7 +2964,7 @@
           <w:i w:val="0"/>
           <w:sz w:val="22"/>
         </w:rPr>
-        <w:t>んだども、六千万っつうのが、聞こえだ。おれの船の検査費の、何年分だべ。</w:t>
+        <w:t>んだども六千万っつうのが、聞こえだ。おれの船の検査費の、何年分だべ。</w:t>
       </w:r>
     </w:p>
     <w:p>
@@ -2987,7 +2987,7 @@
           <w:i w:val="0"/>
           <w:sz w:val="22"/>
         </w:rPr>
-        <w:t>返してよかったのよ。(翔太に向けて)たとえば、あなたが船を直すお金を、ある日、黙って誰かが置いていく。置いていった人は、何も言わない。あなたは、礼を言う。その瞬間から、あなたは、その人の舟になる。</w:t>
+        <w:t>返してよかったのよ。(翔太に向けて)たとえばあなたが船を直すお金を、ある日、黙って誰かが置いていく。置いていった人は、何も言わない。あなたは礼を言う。その瞬間からあなたはその人の舟になる。</w:t>
       </w:r>
     </w:p>
     <w:p>
@@ -3089,7 +3089,7 @@
           <w:i w:val="0"/>
           <w:sz w:val="22"/>
         </w:rPr>
-        <w:t>分がらね、が。(間)分がらねえってのが、一番、怖え。</w:t>
+        <w:t>分がらねが。(間)分がらねえってのが、一番、怖え。</w:t>
       </w:r>
     </w:p>
     <w:p>
@@ -3135,7 +3135,7 @@
           <w:i w:val="0"/>
           <w:sz w:val="22"/>
         </w:rPr>
-        <w:t>看板を掛け替えただけでねえが。(座卓に箸を置く)おらは、会は畳んだど聞いだ。家の跡に、何が残っでっか見でる、と言っだ。残っだのは、家でなぐで、看板の枠だけでねえのが。</w:t>
+        <w:t>看板を掛け替えただけでねえが。(座卓に箸を置く)おらは会は畳んだど聞いだ。家の跡に何が残っでっか見でる、と言っだ。残っだのは家でなぐで、看板の枠だけでねえのが。</w:t>
       </w:r>
     </w:p>
     <w:p>
@@ -3158,7 +3158,7 @@
           <w:i w:val="0"/>
           <w:sz w:val="22"/>
         </w:rPr>
-        <w:t>枠に、また、看板を掛ける人が、いるのだと思います。</w:t>
+        <w:t>枠にまた、看板を掛ける人が、いるのだと思います。</w:t>
       </w:r>
     </w:p>
     <w:p>
@@ -3181,7 +3181,7 @@
           <w:i w:val="0"/>
           <w:sz w:val="22"/>
         </w:rPr>
-        <w:t>おめえは、出るのが。</w:t>
+        <w:t>おめえは出るのが。</w:t>
       </w:r>
     </w:p>
     <w:p>
@@ -3227,7 +3227,7 @@
           <w:i w:val="0"/>
           <w:sz w:val="22"/>
         </w:rPr>
-        <w:t>降りる時は、おらに最初に言え、と言っだ。(間)出る時は、言わねぐていい。</w:t>
+        <w:t>降りる時は、おらに最初に言え、と言っだ。(間)出る時は言わねぐていい。</w:t>
       </w:r>
     </w:p>
     <w:p>
@@ -3273,7 +3273,7 @@
           <w:i w:val="0"/>
           <w:sz w:val="22"/>
         </w:rPr>
-        <w:t>出る時は、おらが、見でっから。(湯呑みを持ち上げる)言わねぐても、見える。</w:t>
+        <w:t>出る時はおらが見でっから。(湯呑みを持ち上げる)言わねぐても見える。</w:t>
       </w:r>
     </w:p>
     <w:p>
@@ -3398,7 +3398,7 @@
           <w:i w:val="0"/>
           <w:sz w:val="22"/>
         </w:rPr>
-        <w:t>聞いだ。(息を吸う)……よぐ、通っだ。</w:t>
+        <w:t>聞いだ。(息を吸う)……よぐ通っだ。</w:t>
       </w:r>
     </w:p>
     <w:p>
@@ -3421,7 +3421,7 @@
           <w:i w:val="0"/>
           <w:sz w:val="22"/>
         </w:rPr>
-        <w:t>通っだ者が先だ。遠藤の分は、おらが飲む。(翔太に顎で示す)翔太。</w:t>
+        <w:t>通っだ者が先だ。遠藤の分はおらが飲む。(翔太に顎で示す)翔太。</w:t>
       </w:r>
     </w:p>
     <w:p>
@@ -3436,7 +3436,7 @@
           <w:color w:val="555555"/>
           <w:sz w:val="22"/>
         </w:rPr>
-        <w:t>(翔太が両手で湯呑みを持つ。熱いのか、一度、持ち替える。一口で、目を伏せる。青い湯呑みの麦茶に、座敷の灯りが小さく揺れる。)</w:t>
+        <w:t>(翔太が両手で湯呑みを持つ。熱いのか一度、持ち替える。一口で目を伏せる。青い湯呑みの麦茶に、座敷の灯りが小さく揺れる。)</w:t>
       </w:r>
     </w:p>
     <w:p>
@@ -3482,7 +3482,7 @@
           <w:i w:val="0"/>
           <w:sz w:val="22"/>
         </w:rPr>
-        <w:t>熱いうぢに飲め。(笑って、自分の湯呑みを取る)</w:t>
+        <w:t>熱いうぢに飲め。(笑って自分の湯呑みを取る)</w:t>
       </w:r>
     </w:p>
     <w:p>
@@ -3512,7 +3512,7 @@
           <w:color w:val="555555"/>
           <w:sz w:val="22"/>
         </w:rPr>
-        <w:t>(2024年7月26日(金)午後一時。第二議員会館、倉前の議員室。壁に、祖父と父の肖像写真。小さな応接机に、湯呑みが二つ。倉前は五十六歳。体格がよく、声は低い。机の端に防衛関連の書類の山。秘書は呼んでいない。)</w:t>
+        <w:t>(2024年7月26日(金)午後一時。第二議員会館、倉前の議員室。壁に、祖父と父の肖像写真。小さな応接机に、湯呑みが二つ。倉前は五十六歳。体格がよく声は低い。机の端に防衛関連の書類の山。秘書は呼んでいない。)</w:t>
       </w:r>
     </w:p>
     <w:p>
@@ -3535,7 +3535,7 @@
           <w:i w:val="0"/>
           <w:sz w:val="22"/>
         </w:rPr>
-        <w:t>来てくれて、ありがとう。呼んだのではないつもりだったが、電話は、呼んだ形になった。</w:t>
+        <w:t>来てくれて、ありがとう。呼んだのではないつもりだったが、電話は呼んだ形になった。</w:t>
       </w:r>
     </w:p>
     <w:p>
@@ -3627,7 +3627,7 @@
           <w:i w:val="0"/>
           <w:sz w:val="22"/>
         </w:rPr>
-        <w:t>党内の、知らない者のほうが、少ない。(間)今日は、何も出さない。</w:t>
+        <w:t>党内の知らない者のほうが、少ない。(間)今日は何も出さない。</w:t>
       </w:r>
     </w:p>
     <w:p>
@@ -3650,7 +3650,7 @@
           <w:i w:val="0"/>
           <w:sz w:val="22"/>
         </w:rPr>
-        <w:t>何も、ですか。</w:t>
+        <w:t>何もですか。</w:t>
       </w:r>
     </w:p>
     <w:p>
@@ -3673,7 +3673,7 @@
           <w:i w:val="0"/>
           <w:sz w:val="22"/>
         </w:rPr>
-        <w:t>出せば、君は断る。何かを出す人間の後ろには、必ず、もっと大きな何かを出す人間がいる。僕は、そういう人間の隣に、長く座りすぎた。</w:t>
+        <w:t>出せば君は断る。何かを出す人間の後ろには、必ず、もっと大きな何かを出す人間がいる。僕は、そういう人間の隣に、長く座りすぎた。</w:t>
       </w:r>
     </w:p>
     <w:p>
@@ -3765,7 +3765,7 @@
           <w:i w:val="0"/>
           <w:sz w:val="22"/>
         </w:rPr>
-        <w:t>僕ではない。(間)と言えば、信じるか。</w:t>
+        <w:t>僕ではない。(間)と言えば信じるか。</w:t>
       </w:r>
     </w:p>
     <w:p>
@@ -3811,7 +3811,7 @@
           <w:i w:val="0"/>
           <w:sz w:val="22"/>
         </w:rPr>
-        <w:t>それでいい。(笑う)僕は、君に貸しを作りたくない。貸した者は、いつか、取り立てる人間になる。取り立てる人間には、なりたくない。だから、何も貸さない。</w:t>
+        <w:t>それでいい。(笑う)僕は、君に貸しを作りたくない。貸した者はいつか取り立てる人間になる。取り立てる人間には、なりたくない。だから何も貸さない。</w:t>
       </w:r>
     </w:p>
     <w:p>
@@ -3857,7 +3857,7 @@
           <w:i w:val="0"/>
           <w:sz w:val="22"/>
         </w:rPr>
-        <w:t>来週にも、出馬の表明をする。(窓を見る)党は、次に誰を立てるかで、もう、動いている。僕は、正面から出る。倒されるなら、正面で倒されたい。</w:t>
+        <w:t>来週にも出馬の表明をする。(窓を見る)党は、次に誰を立てるかで、もう、動いている。僕は、正面から出る。倒されるなら、正面で倒されたい。</w:t>
       </w:r>
     </w:p>
     <w:p>
@@ -3903,7 +3903,7 @@
           <w:i w:val="0"/>
           <w:sz w:val="22"/>
         </w:rPr>
-        <w:t>割れる。割れた時に、勝つのは、僕かもしれないし、君かもしれない。(湯呑みを置く)出てくれ、とは、言わない。出るな、とも、言わない。ただ、一つだけ、頼みがある。出る時は、この部屋に来て、顔を見て、言ってほしい。電話や、紙では、なく。</w:t>
+        <w:t>割れる。割れた時に勝つのは僕かもしれないし、君かもしれない。(湯呑みを置く)出てくれ、とは、言わない。出るな、とも、言わない。ただ一つだけ頼みがある。出る時はこの部屋に来て、顔を見て言ってほしい。電話や紙ではなく。</w:t>
       </w:r>
     </w:p>
     <w:p>
@@ -3949,7 +3949,7 @@
           <w:i w:val="0"/>
           <w:sz w:val="22"/>
         </w:rPr>
-        <w:t>先に聞いておきたい。君は、出ることを、迷っているのか。</w:t>
+        <w:t>先に聞いておきたい。君は、出ることを迷っているのか。</w:t>
       </w:r>
     </w:p>
     <w:p>
@@ -3995,7 +3995,7 @@
           <w:i w:val="0"/>
           <w:sz w:val="22"/>
         </w:rPr>
-        <w:t>預けられる、か。(深くうなずく)君の父上の、口癖だったそうだな。</w:t>
+        <w:t>預けられるか。(深くうなずく)君の父上の、口癖だったそうだな。</w:t>
       </w:r>
     </w:p>
     <w:p>
@@ -4018,7 +4018,7 @@
           <w:i w:val="0"/>
           <w:sz w:val="22"/>
         </w:rPr>
-        <w:t>口癖、ですか。</w:t>
+        <w:t>口癖ですか。</w:t>
       </w:r>
     </w:p>
     <w:p>
@@ -4041,7 +4041,7 @@
           <w:i w:val="0"/>
           <w:sz w:val="22"/>
         </w:rPr>
-        <w:t>「お預かりしている」と、よく言った、と。僕の父が言っていた。(肖像写真を見る)父は、預けた側、だったのかもしれない。</w:t>
+        <w:t>「お預かりしている」と、よく言った、と。僕の父が言っていた。(肖像写真を見る)父は、預けた側だったのかもしれない。</w:t>
       </w:r>
     </w:p>
     <w:p>
@@ -4224,7 +4224,7 @@
           <w:i w:val="0"/>
           <w:sz w:val="22"/>
         </w:rPr>
-        <w:t>空白は、誰も書かなかったのではありません。全員が、少しずつ書いたのです。(間)私は党の人事を聞かされる立場ではない。ただ、七月四日の夜、官邸に党の役員が三人来て、二十分で帰りました。その二十分のあとに、総裁の予定表に、翌日の「七月五日」が入った。</w:t>
+        <w:t>空白は、誰も書かなかったのではありません。全員が少しずつ書いたのです。(間)私は党の人事を聞かされる立場ではない。ただ七月四日の夜、官邸に党の役員が三人来て、二十分で帰りました。その二十分のあとに、総裁の予定表に、翌日の「七月五日」が入った。</w:t>
       </w:r>
     </w:p>
     <w:p>
@@ -4270,7 +4270,7 @@
           <w:i w:val="0"/>
           <w:sz w:val="22"/>
         </w:rPr>
-        <w:t>同じ方向を見ていた者は、いなかったと思います。ただ、全員が、同じ席を、空けたかった。(遼を見る)君に、座らせたい席が。</w:t>
+        <w:t>同じ方向を見ていた者は、いなかったと思います。ただ全員が同じ席を空けたかった。(遼を見る)君に、座らせたい席が。</w:t>
       </w:r>
     </w:p>
     <w:p>
@@ -4293,7 +4293,7 @@
           <w:i w:val="0"/>
           <w:sz w:val="22"/>
         </w:rPr>
-        <w:t>臨時の席、ですか。</w:t>
+        <w:t>臨時の席ですか。</w:t>
       </w:r>
     </w:p>
     <w:p>
@@ -4316,7 +4316,7 @@
           <w:i w:val="0"/>
           <w:sz w:val="22"/>
         </w:rPr>
-        <w:t>「臨時」という言葉は、座った者に、いつでも言い訳を許さない。座らせた者は、「あれは、あなたが選んだ席でしょう」と言える。(間)名前の残らない計算は、責任を取る者がいない。取る者がいない責任は、最後に、一番上の席に座った者に集まる。</w:t>
+        <w:t>「臨時」という言葉は、座った者に、いつでも言い訳を許さない。座らせた者は、「あれはあなたが選んだ席でしょう」と言える。(間)名前の残らない計算は、責任を取る者がいない。取る者がいない責任は、最後に一番上の席に座った者に集まる。</w:t>
       </w:r>
     </w:p>
     <w:p>
@@ -4441,7 +4441,7 @@
           <w:i w:val="0"/>
           <w:sz w:val="22"/>
         </w:rPr>
-        <w:t>出ます。(灯と三浦が顔を上げる。榊は仕分けの手を止める)ただし、お預かりは、しません。推薦人は、二十人。名簿の束は受け取らない。自分で、一人ずつ、頼みに行きます。</w:t>
+        <w:t>出ます。(灯と三浦が顔を上げる。榊は仕分けの手を止める)ただしお預かりはしません。推薦人は二十人。名簿の束は受け取らない。自分で一人ずつ頼みに行きます。</w:t>
       </w:r>
     </w:p>
     <w:p>
@@ -4487,7 +4487,7 @@
           <w:i w:val="0"/>
           <w:sz w:val="22"/>
         </w:rPr>
-        <w:t>二十四日で、二十人。(手帳を開く)一人に一日では、足りませんね。</w:t>
+        <w:t>二十四日で二十人。(手帳を開く)一人に一日では、足りませんね。</w:t>
       </w:r>
     </w:p>
     <w:p>
@@ -4510,7 +4510,7 @@
           <w:i w:val="0"/>
           <w:sz w:val="22"/>
         </w:rPr>
-        <w:t>「無派閥」の百五十八名のうち、貸し借りのない方を、私なりに洗ってみました。四十一名。まだ、誰にも声をかけていません。</w:t>
+        <w:t>「無派閥」の百五十八名のうち、貸し借りのない方を、私なりに洗ってみました。四十一名。まだ誰にも声をかけていません。</w:t>
       </w:r>
     </w:p>
     <w:p>
@@ -4533,7 +4533,7 @@
           <w:i w:val="0"/>
           <w:sz w:val="22"/>
         </w:rPr>
-        <w:t>順番に、かけていきます。(間)かけられる側が、断れる順番で。</w:t>
+        <w:t>順番にかけていきます。(間)かけられる側が、断れる順番で。</w:t>
       </w:r>
     </w:p>
     <w:p>
@@ -4556,7 +4556,7 @@
           <w:i w:val="0"/>
           <w:sz w:val="22"/>
         </w:rPr>
-        <w:t>電話が増えますね。(小さく笑う)お茶を、増やします。</w:t>
+        <w:t>電話が増えますね。(小さく笑う)お茶を増やします。</w:t>
       </w:r>
     </w:p>
     <w:p>
@@ -4625,7 +4625,7 @@
           <w:i w:val="0"/>
           <w:sz w:val="22"/>
         </w:rPr>
-        <w:t>はい。(三浦の盆の端の白い湯呑みに、ちらりと目をやる)……近うございます。ですが、今夜では、ございません。</w:t>
+        <w:t>はい。(三浦の盆の端の白い湯呑みに、ちらりと目をやる)……近うございます。ですが今夜ではございません。</w:t>
       </w:r>
     </w:p>
     <w:p>
@@ -4681,7 +4681,7 @@
           <w:i w:val="0"/>
           <w:sz w:val="22"/>
         </w:rPr>
-        <w:t>はい。出る時は、顔を見て言う、という約束です。</w:t>
+        <w:t>はい。出る時は顔を見て言う、という約束です。</w:t>
       </w:r>
     </w:p>
     <w:p>
@@ -4727,7 +4727,7 @@
           <w:i w:val="0"/>
           <w:sz w:val="22"/>
         </w:rPr>
-        <w:t>昼に、話しました。「聞かないことが、私の仕事」と、また言われました。聞かない代わりに、手を、握られました。</w:t>
+        <w:t>昼に話しました。「聞かないことが、私の仕事」と、また言われました。聞かない代わりに、手を、握られました。</w:t>
       </w:r>
     </w:p>
     <w:p>
@@ -4765,7 +4765,7 @@
           <w:color w:val="555555"/>
           <w:sz w:val="22"/>
         </w:rPr>
-        <w:t>(神崎が去る。灯が壁の「二十」の下に、鉛筆で「〇」と書く。遼は手帳の七月三十日の欄に、同じ記号を書く。鉄瓶の口から、煙が一本、細く立ちのぼる。)</w:t>
+        <w:t>(神崎が去る。灯が壁の「二十」の下に鉛筆で「〇」と書く。遼は手帳の七月三十日の欄に、同じ記号を書く。鉄瓶の口から煙が一本、細く立ちのぼる。)</w:t>
       </w:r>
     </w:p>
     <w:p>
